--- a/eng/docx/65.content.docx
+++ b/eng/docx/65.content.docx
@@ -19,7 +19,7 @@
         <w:rPr>
           <w:lang w:val="en_US" w:bidi="en_US"/>
         </w:rPr>
-        <w:t>Resource: Study Notes - Book Intros (Tyndale)</w:t>
+        <w:t>Resource: Tyndale Open Study Notes</w:t>
       </w:r>
       <w:r>
         <w:rPr>
@@ -112,7 +112,7 @@
         <w:rPr>
           <w:lang w:val="en_US" w:bidi="en_US"/>
         </w:rPr>
-        <w:t>Study Notes - Book Intros (Tyndale)</w:t>
+        <w:t>Tyndale Open Study Notes</w:t>
       </w:r>
     </w:p>
     <w:p>

--- a/eng/docx/65.content.docx
+++ b/eng/docx/65.content.docx
@@ -828,7 +828,7 @@
         <w:rPr>
           <w:lang w:val="en_US" w:bidi="en_US"/>
         </w:rPr>
-        <w:t>Jude and Jesus's other brothers did not follow Jesus during the whole time of his ministry on earth (</w:t>
+        <w:t>Jude and the other brothers of Jesus did not follow Jesus during the whole time of his ministry on earth (</w:t>
       </w:r>
       <w:hyperlink r:id="rId31">
         <w:r>

--- a/eng/docx/65.content.docx
+++ b/eng/docx/65.content.docx
@@ -19,7 +19,7 @@
         <w:rPr>
           <w:lang w:val="en_US" w:bidi="en_US"/>
         </w:rPr>
-        <w:t>Resource: Tyndale Open Study Notes</w:t>
+        <w:t>Resource: Aquifer Open Study Notes (Book Intros)</w:t>
       </w:r>
       <w:r>
         <w:rPr>
@@ -112,7 +112,7 @@
         <w:rPr>
           <w:lang w:val="en_US" w:bidi="en_US"/>
         </w:rPr>
-        <w:t>Tyndale Open Study Notes</w:t>
+        <w:t>Aquifer Open Study Notes (Book Intros)</w:t>
       </w:r>
     </w:p>
     <w:p>

--- a/eng/docx/65.content.docx
+++ b/eng/docx/65.content.docx
@@ -258,18 +258,12 @@
         </w:rPr>
         <w:t>Jude wrote this letter to address false teachers in the early church. He focused more on their behavior than their teachings. Jude accused them of being libertines. This means they believed God's grace in Christ allowed them live however they wanted (</w:t>
       </w:r>
-      <w:hyperlink r:id="rId13">
-        <w:r>
-          <w:rPr>
-            <w:lang w:val="en_US" w:bidi="en_US"/>
-          </w:rPr>
-          <w:rPr>
-            <w:color w:val="0000EE"/>
-            <w:u w:val="single"/>
-          </w:rPr>
-          <w:t>Jude 1:4</w:t>
-        </w:r>
-      </w:hyperlink>
+      <w:r>
+        <w:rPr>
+          <w:lang w:val="en_US" w:bidi="en_US"/>
+        </w:rPr>
+        <w:t>Jude 1:4</w:t>
+      </w:r>
       <w:r>
         <w:rPr>
           <w:lang w:val="en_US" w:bidi="en_US"/>
@@ -290,72 +284,48 @@
         </w:rPr>
         <w:t>They did not respect authority and engaged in many sinful acts (</w:t>
       </w:r>
-      <w:hyperlink r:id="rId14">
-        <w:r>
-          <w:rPr>
-            <w:lang w:val="en_US" w:bidi="en_US"/>
-          </w:rPr>
-          <w:rPr>
-            <w:color w:val="0000EE"/>
-            <w:u w:val="single"/>
-          </w:rPr>
-          <w:t>1:8–9</w:t>
-        </w:r>
-      </w:hyperlink>
+      <w:r>
+        <w:rPr>
+          <w:lang w:val="en_US" w:bidi="en_US"/>
+        </w:rPr>
+        <w:t>1:8–9</w:t>
+      </w:r>
       <w:r>
         <w:rPr>
           <w:lang w:val="en_US" w:bidi="en_US"/>
         </w:rPr>
         <w:t xml:space="preserve">; </w:t>
       </w:r>
-      <w:hyperlink r:id="rId15">
-        <w:r>
-          <w:rPr>
-            <w:lang w:val="en_US" w:bidi="en_US"/>
-          </w:rPr>
-          <w:rPr>
-            <w:color w:val="0000EE"/>
-            <w:u w:val="single"/>
-          </w:rPr>
-          <w:t>16</w:t>
-        </w:r>
-      </w:hyperlink>
+      <w:r>
+        <w:rPr>
+          <w:lang w:val="en_US" w:bidi="en_US"/>
+        </w:rPr>
+        <w:t>16</w:t>
+      </w:r>
       <w:r>
         <w:rPr>
           <w:lang w:val="en_US" w:bidi="en_US"/>
         </w:rPr>
         <w:t xml:space="preserve">, </w:t>
       </w:r>
-      <w:hyperlink r:id="rId16">
-        <w:r>
-          <w:rPr>
-            <w:lang w:val="en_US" w:bidi="en_US"/>
-          </w:rPr>
-          <w:rPr>
-            <w:color w:val="0000EE"/>
-            <w:u w:val="single"/>
-          </w:rPr>
-          <w:t>19</w:t>
-        </w:r>
-      </w:hyperlink>
+      <w:r>
+        <w:rPr>
+          <w:lang w:val="en_US" w:bidi="en_US"/>
+        </w:rPr>
+        <w:t>19</w:t>
+      </w:r>
       <w:r>
         <w:rPr>
           <w:lang w:val="en_US" w:bidi="en_US"/>
         </w:rPr>
         <w:t>). These people, who claimed to follow Christ, were actually denying the Lord (</w:t>
       </w:r>
-      <w:hyperlink r:id="rId13">
-        <w:r>
-          <w:rPr>
-            <w:lang w:val="en_US" w:bidi="en_US"/>
-          </w:rPr>
-          <w:rPr>
-            <w:color w:val="0000EE"/>
-            <w:u w:val="single"/>
-          </w:rPr>
-          <w:t>1:4</w:t>
-        </w:r>
-      </w:hyperlink>
+      <w:r>
+        <w:rPr>
+          <w:lang w:val="en_US" w:bidi="en_US"/>
+        </w:rPr>
+        <w:t>1:4</w:t>
+      </w:r>
       <w:r>
         <w:rPr>
           <w:lang w:val="en_US" w:bidi="en_US"/>
@@ -387,36 +357,24 @@
         </w:rPr>
         <w:t>After the opening remarks of the letter, Jude explains why he wrote the letter (</w:t>
       </w:r>
-      <w:hyperlink r:id="rId17">
-        <w:r>
-          <w:rPr>
-            <w:lang w:val="en_US" w:bidi="en_US"/>
-          </w:rPr>
-          <w:rPr>
-            <w:color w:val="0000EE"/>
-            <w:u w:val="single"/>
-          </w:rPr>
-          <w:t>1:1–2</w:t>
-        </w:r>
-      </w:hyperlink>
+      <w:r>
+        <w:rPr>
+          <w:lang w:val="en_US" w:bidi="en_US"/>
+        </w:rPr>
+        <w:t>1:1–2</w:t>
+      </w:r>
       <w:r>
         <w:rPr>
           <w:lang w:val="en_US" w:bidi="en_US"/>
         </w:rPr>
         <w:t xml:space="preserve">, </w:t>
       </w:r>
-      <w:hyperlink r:id="rId18">
-        <w:r>
-          <w:rPr>
-            <w:lang w:val="en_US" w:bidi="en_US"/>
-          </w:rPr>
-          <w:rPr>
-            <w:color w:val="0000EE"/>
-            <w:u w:val="single"/>
-          </w:rPr>
-          <w:t>3–4</w:t>
-        </w:r>
-      </w:hyperlink>
+      <w:r>
+        <w:rPr>
+          <w:lang w:val="en_US" w:bidi="en_US"/>
+        </w:rPr>
+        <w:t>3–4</w:t>
+      </w:r>
       <w:r>
         <w:rPr>
           <w:lang w:val="en_US" w:bidi="en_US"/>
@@ -437,18 +395,12 @@
         </w:rPr>
         <w:t xml:space="preserve">In </w:t>
       </w:r>
-      <w:hyperlink r:id="rId19">
-        <w:r>
-          <w:rPr>
-            <w:lang w:val="en_US" w:bidi="en_US"/>
-          </w:rPr>
-          <w:rPr>
-            <w:color w:val="0000EE"/>
-            <w:u w:val="single"/>
-          </w:rPr>
-          <w:t>1:5–16</w:t>
-        </w:r>
-      </w:hyperlink>
+      <w:r>
+        <w:rPr>
+          <w:lang w:val="en_US" w:bidi="en_US"/>
+        </w:rPr>
+        <w:t>1:5–16</w:t>
+      </w:r>
       <w:r>
         <w:rPr>
           <w:lang w:val="en_US" w:bidi="en_US"/>
@@ -493,18 +445,12 @@
         </w:rPr>
         <w:t>A,</w:t>
       </w:r>
-      <w:hyperlink r:id="rId20">
-        <w:r>
-          <w:rPr>
-            <w:lang w:val="en_US" w:bidi="en_US"/>
-          </w:rPr>
-          <w:rPr>
-            <w:color w:val="0000EE"/>
-            <w:u w:val="single"/>
-          </w:rPr>
-          <w:t>1:5–10</w:t>
-        </w:r>
-      </w:hyperlink>
+      <w:r>
+        <w:rPr>
+          <w:lang w:val="en_US" w:bidi="en_US"/>
+        </w:rPr>
+        <w:t>1:5–10</w:t>
+      </w:r>
       <w:r>
         <w:rPr>
           <w:lang w:val="en_US" w:bidi="en_US"/>
@@ -536,18 +482,12 @@
         </w:rPr>
         <w:t>B,</w:t>
       </w:r>
-      <w:hyperlink r:id="rId21">
-        <w:r>
-          <w:rPr>
-            <w:lang w:val="en_US" w:bidi="en_US"/>
-          </w:rPr>
-          <w:rPr>
-            <w:color w:val="0000EE"/>
-            <w:u w:val="single"/>
-          </w:rPr>
-          <w:t>1:11–13</w:t>
-        </w:r>
-      </w:hyperlink>
+      <w:r>
+        <w:rPr>
+          <w:lang w:val="en_US" w:bidi="en_US"/>
+        </w:rPr>
+        <w:t>1:11–13</w:t>
+      </w:r>
       <w:r>
         <w:rPr>
           <w:lang w:val="en_US" w:bidi="en_US"/>
@@ -579,18 +519,12 @@
         </w:rPr>
         <w:t>A’,</w:t>
       </w:r>
-      <w:hyperlink r:id="rId22">
-        <w:r>
-          <w:rPr>
-            <w:lang w:val="en_US" w:bidi="en_US"/>
-          </w:rPr>
-          <w:rPr>
-            <w:color w:val="0000EE"/>
-            <w:u w:val="single"/>
-          </w:rPr>
-          <w:t>1:14–16</w:t>
-        </w:r>
-      </w:hyperlink>
+      <w:r>
+        <w:rPr>
+          <w:lang w:val="en_US" w:bidi="en_US"/>
+        </w:rPr>
+        <w:t>1:14–16</w:t>
+      </w:r>
       <w:r>
         <w:rPr>
           <w:lang w:val="en_US" w:bidi="en_US"/>
@@ -611,36 +545,24 @@
         </w:rPr>
         <w:t>Jude then directly appeals to his audience (</w:t>
       </w:r>
-      <w:hyperlink r:id="rId23">
-        <w:r>
-          <w:rPr>
-            <w:lang w:val="en_US" w:bidi="en_US"/>
-          </w:rPr>
-          <w:rPr>
-            <w:color w:val="0000EE"/>
-            <w:u w:val="single"/>
-          </w:rPr>
-          <w:t>1:17–23</w:t>
-        </w:r>
-      </w:hyperlink>
+      <w:r>
+        <w:rPr>
+          <w:lang w:val="en_US" w:bidi="en_US"/>
+        </w:rPr>
+        <w:t>1:17–23</w:t>
+      </w:r>
       <w:r>
         <w:rPr>
           <w:lang w:val="en_US" w:bidi="en_US"/>
         </w:rPr>
         <w:t>). He urges them to remain true to God's teachings and help Christians who might follow false teachers. The letter closes with a well-known prayer of praise to God (</w:t>
       </w:r>
-      <w:hyperlink r:id="rId24">
-        <w:r>
-          <w:rPr>
-            <w:lang w:val="en_US" w:bidi="en_US"/>
-          </w:rPr>
-          <w:rPr>
-            <w:color w:val="0000EE"/>
-            <w:u w:val="single"/>
-          </w:rPr>
-          <w:t>1:24–25</w:t>
-        </w:r>
-      </w:hyperlink>
+      <w:r>
+        <w:rPr>
+          <w:lang w:val="en_US" w:bidi="en_US"/>
+        </w:rPr>
+        <w:t>1:24–25</w:t>
+      </w:r>
       <w:r>
         <w:rPr>
           <w:lang w:val="en_US" w:bidi="en_US"/>
@@ -672,144 +594,96 @@
         </w:rPr>
         <w:t>Jude calls himself "a brother of James" (</w:t>
       </w:r>
-      <w:hyperlink r:id="rId25">
-        <w:r>
-          <w:rPr>
-            <w:lang w:val="en_US" w:bidi="en_US"/>
-          </w:rPr>
-          <w:rPr>
-            <w:color w:val="0000EE"/>
-            <w:u w:val="single"/>
-          </w:rPr>
-          <w:t>Jude 1:1</w:t>
-        </w:r>
-      </w:hyperlink>
+      <w:r>
+        <w:rPr>
+          <w:lang w:val="en_US" w:bidi="en_US"/>
+        </w:rPr>
+        <w:t>Jude 1:1</w:t>
+      </w:r>
       <w:r>
         <w:rPr>
           <w:lang w:val="en_US" w:bidi="en_US"/>
         </w:rPr>
         <w:t>). This James is probably the "Lord's brother" (</w:t>
       </w:r>
-      <w:hyperlink r:id="rId26">
-        <w:r>
-          <w:rPr>
-            <w:lang w:val="en_US" w:bidi="en_US"/>
-          </w:rPr>
-          <w:rPr>
-            <w:color w:val="0000EE"/>
-            <w:u w:val="single"/>
-          </w:rPr>
-          <w:t>Galatians 1:19</w:t>
-        </w:r>
-      </w:hyperlink>
+      <w:r>
+        <w:rPr>
+          <w:lang w:val="en_US" w:bidi="en_US"/>
+        </w:rPr>
+        <w:t>Galatians 1:19</w:t>
+      </w:r>
       <w:r>
         <w:rPr>
           <w:lang w:val="en_US" w:bidi="en_US"/>
         </w:rPr>
         <w:t xml:space="preserve">; see </w:t>
       </w:r>
-      <w:hyperlink r:id="rId27">
-        <w:r>
-          <w:rPr>
-            <w:lang w:val="en_US" w:bidi="en_US"/>
-          </w:rPr>
-          <w:rPr>
-            <w:color w:val="0000EE"/>
-            <w:u w:val="single"/>
-          </w:rPr>
-          <w:t>Matthew 13:55</w:t>
-        </w:r>
-      </w:hyperlink>
+      <w:r>
+        <w:rPr>
+          <w:lang w:val="en_US" w:bidi="en_US"/>
+        </w:rPr>
+        <w:t>Matthew 13:55</w:t>
+      </w:r>
       <w:r>
         <w:rPr>
           <w:lang w:val="en_US" w:bidi="en_US"/>
         </w:rPr>
         <w:t xml:space="preserve"> and equivalent passage in </w:t>
       </w:r>
-      <w:hyperlink r:id="rId28">
-        <w:r>
-          <w:rPr>
-            <w:lang w:val="en_US" w:bidi="en_US"/>
-          </w:rPr>
-          <w:rPr>
-            <w:color w:val="0000EE"/>
-            <w:u w:val="single"/>
-          </w:rPr>
-          <w:t>Mark 6:3</w:t>
-        </w:r>
-      </w:hyperlink>
+      <w:r>
+        <w:rPr>
+          <w:lang w:val="en_US" w:bidi="en_US"/>
+        </w:rPr>
+        <w:t>Mark 6:3</w:t>
+      </w:r>
       <w:r>
         <w:rPr>
           <w:lang w:val="en_US" w:bidi="en_US"/>
         </w:rPr>
         <w:t>). He later became the leader of the Jerusalem church who wrote the letter of James (</w:t>
       </w:r>
-      <w:hyperlink r:id="rId29">
-        <w:r>
-          <w:rPr>
-            <w:lang w:val="en_US" w:bidi="en_US"/>
-          </w:rPr>
-          <w:rPr>
-            <w:color w:val="0000EE"/>
-            <w:u w:val="single"/>
-          </w:rPr>
-          <w:t>Acts 15:13–21</w:t>
-        </w:r>
-      </w:hyperlink>
+      <w:r>
+        <w:rPr>
+          <w:lang w:val="en_US" w:bidi="en_US"/>
+        </w:rPr>
+        <w:t>Acts 15:13–21</w:t>
+      </w:r>
       <w:r>
         <w:rPr>
           <w:lang w:val="en_US" w:bidi="en_US"/>
         </w:rPr>
         <w:t xml:space="preserve">; </w:t>
       </w:r>
-      <w:hyperlink r:id="rId30">
-        <w:r>
-          <w:rPr>
-            <w:lang w:val="en_US" w:bidi="en_US"/>
-          </w:rPr>
-          <w:rPr>
-            <w:color w:val="0000EE"/>
-            <w:u w:val="single"/>
-          </w:rPr>
-          <w:t>21:18</w:t>
-        </w:r>
-      </w:hyperlink>
+      <w:r>
+        <w:rPr>
+          <w:lang w:val="en_US" w:bidi="en_US"/>
+        </w:rPr>
+        <w:t>21:18</w:t>
+      </w:r>
       <w:r>
         <w:rPr>
           <w:lang w:val="en_US" w:bidi="en_US"/>
         </w:rPr>
         <w:t xml:space="preserve">). Therefore, Jude was also a brother of Jesus ("Jude" is the same as "Judas" in </w:t>
       </w:r>
-      <w:hyperlink r:id="rId27">
-        <w:r>
-          <w:rPr>
-            <w:lang w:val="en_US" w:bidi="en_US"/>
-          </w:rPr>
-          <w:rPr>
-            <w:color w:val="0000EE"/>
-            <w:u w:val="single"/>
-          </w:rPr>
-          <w:t>Matthew 13:55</w:t>
-        </w:r>
-      </w:hyperlink>
+      <w:r>
+        <w:rPr>
+          <w:lang w:val="en_US" w:bidi="en_US"/>
+        </w:rPr>
+        <w:t>Matthew 13:55</w:t>
+      </w:r>
       <w:r>
         <w:rPr>
           <w:lang w:val="en_US" w:bidi="en_US"/>
         </w:rPr>
         <w:t xml:space="preserve"> and equivalent passage in </w:t>
       </w:r>
-      <w:hyperlink r:id="rId28">
-        <w:r>
-          <w:rPr>
-            <w:lang w:val="en_US" w:bidi="en_US"/>
-          </w:rPr>
-          <w:rPr>
-            <w:color w:val="0000EE"/>
-            <w:u w:val="single"/>
-          </w:rPr>
-          <w:t>Mark 6:3</w:t>
-        </w:r>
-      </w:hyperlink>
+      <w:r>
+        <w:rPr>
+          <w:lang w:val="en_US" w:bidi="en_US"/>
+        </w:rPr>
+        <w:t>Mark 6:3</w:t>
+      </w:r>
       <w:r>
         <w:rPr>
           <w:lang w:val="en_US" w:bidi="en_US"/>
@@ -830,72 +704,48 @@
         </w:rPr>
         <w:t>Jude and the other brothers of Jesus did not follow Jesus during the whole time of his ministry on earth (</w:t>
       </w:r>
-      <w:hyperlink r:id="rId31">
-        <w:r>
-          <w:rPr>
-            <w:lang w:val="en_US" w:bidi="en_US"/>
-          </w:rPr>
-          <w:rPr>
-            <w:color w:val="0000EE"/>
-            <w:u w:val="single"/>
-          </w:rPr>
-          <w:t>John 7:5</w:t>
-        </w:r>
-      </w:hyperlink>
+      <w:r>
+        <w:rPr>
+          <w:lang w:val="en_US" w:bidi="en_US"/>
+        </w:rPr>
+        <w:t>John 7:5</w:t>
+      </w:r>
       <w:r>
         <w:rPr>
           <w:lang w:val="en_US" w:bidi="en_US"/>
         </w:rPr>
         <w:t xml:space="preserve">). But they became Christians after the Jesus resurrected (see </w:t>
       </w:r>
-      <w:hyperlink r:id="rId32">
-        <w:r>
-          <w:rPr>
-            <w:lang w:val="en_US" w:bidi="en_US"/>
-          </w:rPr>
-          <w:rPr>
-            <w:color w:val="0000EE"/>
-            <w:u w:val="single"/>
-          </w:rPr>
-          <w:t>Acts 1:14</w:t>
-        </w:r>
-      </w:hyperlink>
+      <w:r>
+        <w:rPr>
+          <w:lang w:val="en_US" w:bidi="en_US"/>
+        </w:rPr>
+        <w:t>Acts 1:14</w:t>
+      </w:r>
       <w:r>
         <w:rPr>
           <w:lang w:val="en_US" w:bidi="en_US"/>
         </w:rPr>
         <w:t xml:space="preserve">; </w:t>
       </w:r>
-      <w:hyperlink r:id="rId33">
-        <w:r>
-          <w:rPr>
-            <w:lang w:val="en_US" w:bidi="en_US"/>
-          </w:rPr>
-          <w:rPr>
-            <w:color w:val="0000EE"/>
-            <w:u w:val="single"/>
-          </w:rPr>
-          <w:t>1 Corinthians 15:7</w:t>
-        </w:r>
-      </w:hyperlink>
+      <w:r>
+        <w:rPr>
+          <w:lang w:val="en_US" w:bidi="en_US"/>
+        </w:rPr>
+        <w:t>1 Corinthians 15:7</w:t>
+      </w:r>
       <w:r>
         <w:rPr>
           <w:lang w:val="en_US" w:bidi="en_US"/>
         </w:rPr>
         <w:t>). They traveled to spread the message about the Lord's resurrection (</w:t>
       </w:r>
-      <w:hyperlink r:id="rId34">
-        <w:r>
-          <w:rPr>
-            <w:lang w:val="en_US" w:bidi="en_US"/>
-          </w:rPr>
-          <w:rPr>
-            <w:color w:val="0000EE"/>
-            <w:u w:val="single"/>
-          </w:rPr>
-          <w:t>1 Corinthians 9:5</w:t>
-        </w:r>
-      </w:hyperlink>
+      <w:r>
+        <w:rPr>
+          <w:lang w:val="en_US" w:bidi="en_US"/>
+        </w:rPr>
+        <w:t>1 Corinthians 9:5</w:t>
+      </w:r>
       <w:r>
         <w:rPr>
           <w:lang w:val="en_US" w:bidi="en_US"/>
@@ -1007,18 +857,12 @@
         </w:rPr>
         <w:t>the Israelites who rebelled in the wilderness (</w:t>
       </w:r>
-      <w:hyperlink r:id="rId35">
-        <w:r>
-          <w:rPr>
-            <w:lang w:val="en_US" w:bidi="en_US"/>
-          </w:rPr>
-          <w:rPr>
-            <w:color w:val="0000EE"/>
-            <w:u w:val="single"/>
-          </w:rPr>
-          <w:t>1:5</w:t>
-        </w:r>
-      </w:hyperlink>
+      <w:r>
+        <w:rPr>
+          <w:lang w:val="en_US" w:bidi="en_US"/>
+        </w:rPr>
+        <w:t>1:5</w:t>
+      </w:r>
       <w:r>
         <w:rPr>
           <w:lang w:val="en_US" w:bidi="en_US"/>
@@ -1043,18 +887,12 @@
         </w:rPr>
         <w:t>the angels who rebelled against God (</w:t>
       </w:r>
-      <w:hyperlink r:id="rId36">
-        <w:r>
-          <w:rPr>
-            <w:lang w:val="en_US" w:bidi="en_US"/>
-          </w:rPr>
-          <w:rPr>
-            <w:color w:val="0000EE"/>
-            <w:u w:val="single"/>
-          </w:rPr>
-          <w:t>1:6</w:t>
-        </w:r>
-      </w:hyperlink>
+      <w:r>
+        <w:rPr>
+          <w:lang w:val="en_US" w:bidi="en_US"/>
+        </w:rPr>
+        <w:t>1:6</w:t>
+      </w:r>
       <w:r>
         <w:rPr>
           <w:lang w:val="en_US" w:bidi="en_US"/>
@@ -1079,18 +917,12 @@
         </w:rPr>
         <w:t>the sinners of Sodom and Gomorrah (</w:t>
       </w:r>
-      <w:hyperlink r:id="rId37">
-        <w:r>
-          <w:rPr>
-            <w:lang w:val="en_US" w:bidi="en_US"/>
-          </w:rPr>
-          <w:rPr>
-            <w:color w:val="0000EE"/>
-            <w:u w:val="single"/>
-          </w:rPr>
-          <w:t>1:7</w:t>
-        </w:r>
-      </w:hyperlink>
+      <w:r>
+        <w:rPr>
+          <w:lang w:val="en_US" w:bidi="en_US"/>
+        </w:rPr>
+        <w:t>1:7</w:t>
+      </w:r>
       <w:r>
         <w:rPr>
           <w:lang w:val="en_US" w:bidi="en_US"/>
@@ -1115,54 +947,36 @@
         </w:rPr>
         <w:t xml:space="preserve">Cain, Balaam, and Korah (see </w:t>
       </w:r>
-      <w:hyperlink r:id="rId38">
-        <w:r>
-          <w:rPr>
-            <w:lang w:val="en_US" w:bidi="en_US"/>
-          </w:rPr>
-          <w:rPr>
-            <w:color w:val="0000EE"/>
-            <w:u w:val="single"/>
-          </w:rPr>
-          <w:t>Genesis 4</w:t>
-        </w:r>
-      </w:hyperlink>
+      <w:r>
+        <w:rPr>
+          <w:lang w:val="en_US" w:bidi="en_US"/>
+        </w:rPr>
+        <w:t>Genesis 4</w:t>
+      </w:r>
       <w:r>
         <w:rPr>
           <w:lang w:val="en_US" w:bidi="en_US"/>
         </w:rPr>
         <w:t xml:space="preserve">; see </w:t>
       </w:r>
-      <w:hyperlink r:id="rId39">
-        <w:r>
-          <w:rPr>
-            <w:lang w:val="en_US" w:bidi="en_US"/>
-          </w:rPr>
-          <w:rPr>
-            <w:color w:val="0000EE"/>
-            <w:u w:val="single"/>
-          </w:rPr>
-          <w:t>Numbers 22–24</w:t>
-        </w:r>
-      </w:hyperlink>
+      <w:r>
+        <w:rPr>
+          <w:lang w:val="en_US" w:bidi="en_US"/>
+        </w:rPr>
+        <w:t>Numbers 22–24</w:t>
+      </w:r>
       <w:r>
         <w:rPr>
           <w:lang w:val="en_US" w:bidi="en_US"/>
         </w:rPr>
         <w:t xml:space="preserve">; see </w:t>
       </w:r>
-      <w:hyperlink r:id="rId40">
-        <w:r>
-          <w:rPr>
-            <w:lang w:val="en_US" w:bidi="en_US"/>
-          </w:rPr>
-          <w:rPr>
-            <w:color w:val="0000EE"/>
-            <w:u w:val="single"/>
-          </w:rPr>
-          <w:t>Numbers 16</w:t>
-        </w:r>
-      </w:hyperlink>
+      <w:r>
+        <w:rPr>
+          <w:lang w:val="en_US" w:bidi="en_US"/>
+        </w:rPr>
+        <w:t>Numbers 16</w:t>
+      </w:r>
       <w:r>
         <w:rPr>
           <w:lang w:val="en_US" w:bidi="en_US"/>
@@ -1208,54 +1022,36 @@
         </w:rPr>
         <w:t xml:space="preserve">In </w:t>
       </w:r>
-      <w:hyperlink r:id="rId41">
-        <w:r>
-          <w:rPr>
-            <w:lang w:val="en_US" w:bidi="en_US"/>
-          </w:rPr>
-          <w:rPr>
-            <w:color w:val="0000EE"/>
-            <w:u w:val="single"/>
-          </w:rPr>
-          <w:t>Jude 1:3</w:t>
-        </w:r>
-      </w:hyperlink>
+      <w:r>
+        <w:rPr>
+          <w:lang w:val="en_US" w:bidi="en_US"/>
+        </w:rPr>
+        <w:t>Jude 1:3</w:t>
+      </w:r>
       <w:r>
         <w:rPr>
           <w:lang w:val="en_US" w:bidi="en_US"/>
         </w:rPr>
         <w:t>, Jude suggests that the early church has a core message that forms the foundation of Christian belief. Paul shares this view when he tells Timothy to “guard what God has entrusted to you” (</w:t>
       </w:r>
-      <w:hyperlink r:id="rId42">
-        <w:r>
-          <w:rPr>
-            <w:lang w:val="en_US" w:bidi="en_US"/>
-          </w:rPr>
-          <w:rPr>
-            <w:color w:val="0000EE"/>
-            <w:u w:val="single"/>
-          </w:rPr>
-          <w:t>1 Tim 6:20</w:t>
-        </w:r>
-      </w:hyperlink>
+      <w:r>
+        <w:rPr>
+          <w:lang w:val="en_US" w:bidi="en_US"/>
+        </w:rPr>
+        <w:t>1 Tim 6:20</w:t>
+      </w:r>
       <w:r>
         <w:rPr>
           <w:lang w:val="en_US" w:bidi="en_US"/>
         </w:rPr>
         <w:t xml:space="preserve">; see </w:t>
       </w:r>
-      <w:hyperlink r:id="rId43">
-        <w:r>
-          <w:rPr>
-            <w:lang w:val="en_US" w:bidi="en_US"/>
-          </w:rPr>
-          <w:rPr>
-            <w:color w:val="0000EE"/>
-            <w:u w:val="single"/>
-          </w:rPr>
-          <w:t>2 Tim 1:14</w:t>
-        </w:r>
-      </w:hyperlink>
+      <w:r>
+        <w:rPr>
+          <w:lang w:val="en_US" w:bidi="en_US"/>
+        </w:rPr>
+        <w:t>2 Tim 1:14</w:t>
+      </w:r>
       <w:r>
         <w:rPr>
           <w:lang w:val="en_US" w:bidi="en_US"/>
@@ -1276,18 +1072,12 @@
         </w:rPr>
         <w:t xml:space="preserve">Being a Christian means having faith in God and loving others. It also means openly accepting the truth God revealed through Jesus Christ. We cannot truly show faith in God unless we recognize this truth. For this reason, early Christians, even during the New Testament times, created creeds to summarize key Christian beliefs (for example, </w:t>
       </w:r>
-      <w:hyperlink r:id="rId44">
-        <w:r>
-          <w:rPr>
-            <w:lang w:val="en_US" w:bidi="en_US"/>
-          </w:rPr>
-          <w:rPr>
-            <w:color w:val="0000EE"/>
-            <w:u w:val="single"/>
-          </w:rPr>
-          <w:t>1 Timothy 3:16</w:t>
-        </w:r>
-      </w:hyperlink>
+      <w:r>
+        <w:rPr>
+          <w:lang w:val="en_US" w:bidi="en_US"/>
+        </w:rPr>
+        <w:t>1 Timothy 3:16</w:t>
+      </w:r>
       <w:r>
         <w:rPr>
           <w:lang w:val="en_US" w:bidi="en_US"/>
